--- a/backend/DOCS/Meter Testing Letter.docx
+++ b/backend/DOCS/Meter Testing Letter.docx
@@ -2164,24 +2164,94 @@
           <w:szCs w:val="20"/>
         </w:rPr>
       </w:pPr>
-    </w:p>
-    <w:p>
-      <w:pPr>
-        <w:rPr>
-          <w:b/>
-          <w:sz w:val="20"/>
-          <w:szCs w:val="20"/>
-        </w:rPr>
-      </w:pPr>
-    </w:p>
-    <w:p>
-      <w:pPr>
-        <w:rPr>
-          <w:b/>
-          <w:sz w:val="20"/>
-          <w:szCs w:val="20"/>
-        </w:rPr>
-      </w:pPr>
+      <w:r>
+        <w:rPr>
+          <w:b/>
+          <w:sz w:val="20"/>
+          <w:szCs w:val="20"/>
+        </w:rPr>
+        <w:tab/>
+      </w:r>
+      <w:r>
+        <w:rPr>
+          <w:b/>
+          <w:sz w:val="20"/>
+          <w:szCs w:val="20"/>
+        </w:rPr>
+        <w:tab/>
+      </w:r>
+      <w:r>
+        <w:rPr>
+          <w:b/>
+          <w:sz w:val="20"/>
+          <w:szCs w:val="20"/>
+        </w:rPr>
+        <w:tab/>
+      </w:r>
+      <w:r>
+        <w:rPr>
+          <w:b/>
+          <w:sz w:val="20"/>
+          <w:szCs w:val="20"/>
+        </w:rPr>
+        <w:tab/>
+      </w:r>
+      <w:r>
+        <w:rPr>
+          <w:b/>
+          <w:sz w:val="20"/>
+          <w:szCs w:val="20"/>
+        </w:rPr>
+        <w:tab/>
+      </w:r>
+      <w:r>
+        <w:rPr>
+          <w:b/>
+          <w:sz w:val="20"/>
+          <w:szCs w:val="20"/>
+        </w:rPr>
+        <w:tab/>
+      </w:r>
+      <w:r>
+        <w:rPr>
+          <w:b/>
+          <w:sz w:val="20"/>
+          <w:szCs w:val="20"/>
+        </w:rPr>
+        <w:tab/>
+      </w:r>
+      <w:r>
+        <w:rPr>
+          <w:b/>
+          <w:sz w:val="20"/>
+          <w:szCs w:val="20"/>
+        </w:rPr>
+        <w:tab/>
+      </w:r>
+      <w:r>
+        <w:rPr>
+          <w:b/>
+          <w:sz w:val="20"/>
+          <w:szCs w:val="20"/>
+        </w:rPr>
+        <w:tab/>
+      </w:r>
+      <w:r>
+        <w:rPr>
+          <w:b/>
+          <w:sz w:val="20"/>
+          <w:szCs w:val="20"/>
+        </w:rPr>
+        <w:tab/>
+      </w:r>
+      <w:r>
+        <w:rPr>
+          <w:b/>
+          <w:sz w:val="20"/>
+          <w:szCs w:val="20"/>
+        </w:rPr>
+        <w:t>${CUSTOMER_SIGN}$</w:t>
+      </w:r>
     </w:p>
     <w:p>
       <w:pPr>

--- a/backend/DOCS/Meter Testing Letter.docx
+++ b/backend/DOCS/Meter Testing Letter.docx
@@ -140,7 +140,27 @@
           <w:sz w:val="24"/>
           <w:szCs w:val="24"/>
         </w:rPr>
-        <w:t>Phone No: 9975701977, Email:rajlaxmiagency51@gmail.com, GSTIN: 27CKFPK3379F1ZZ</w:t>
+        <w:t xml:space="preserve">Phone No: 9975701977, </w:t>
+      </w:r>
+      <w:proofErr w:type="gramStart"/>
+      <w:r>
+        <w:rPr>
+          <w:b/>
+          <w:color w:val="FFFFFF"/>
+          <w:sz w:val="24"/>
+          <w:szCs w:val="24"/>
+        </w:rPr>
+        <w:t>Email:rajlaxmiagency51@gmail.com</w:t>
+      </w:r>
+      <w:proofErr w:type="gramEnd"/>
+      <w:r>
+        <w:rPr>
+          <w:b/>
+          <w:color w:val="FFFFFF"/>
+          <w:sz w:val="24"/>
+          <w:szCs w:val="24"/>
+        </w:rPr>
+        <w:t>, GSTIN: 27CKFPK3379F1ZZ</w:t>
       </w:r>
     </w:p>
     <w:p>
@@ -184,8 +204,17 @@
           <w:sz w:val="20"/>
           <w:szCs w:val="20"/>
         </w:rPr>
-        <w:t>${METER_TESTING_DATE}$</w:t>
-      </w:r>
+        <w:t>${METER_TESTING_</w:t>
+      </w:r>
+      <w:proofErr w:type="gramStart"/>
+      <w:r>
+        <w:rPr>
+          <w:sz w:val="20"/>
+          <w:szCs w:val="20"/>
+        </w:rPr>
+        <w:t>DATE}$</w:t>
+      </w:r>
+      <w:proofErr w:type="gramEnd"/>
       <w:r>
         <w:rPr>
           <w:b/>
@@ -258,8 +287,17 @@
           <w:sz w:val="20"/>
           <w:szCs w:val="20"/>
         </w:rPr>
-        <w:t>${DISCOM_REGISTERED_OFFICE}$</w:t>
-      </w:r>
+        <w:t>${DISCOM_REGISTERED_</w:t>
+      </w:r>
+      <w:proofErr w:type="gramStart"/>
+      <w:r>
+        <w:rPr>
+          <w:sz w:val="20"/>
+          <w:szCs w:val="20"/>
+        </w:rPr>
+        <w:t>OFFICE}$</w:t>
+      </w:r>
+      <w:proofErr w:type="gramEnd"/>
     </w:p>
     <w:p>
       <w:pPr>
@@ -278,13 +316,23 @@
           <w:szCs w:val="20"/>
         </w:rPr>
       </w:pPr>
-      <w:r>
-        <w:rPr>
-          <w:b/>
-          <w:sz w:val="20"/>
-          <w:szCs w:val="20"/>
-        </w:rPr>
-        <w:t xml:space="preserve">Subject:- </w:t>
+      <w:proofErr w:type="gramStart"/>
+      <w:r>
+        <w:rPr>
+          <w:b/>
+          <w:sz w:val="20"/>
+          <w:szCs w:val="20"/>
+        </w:rPr>
+        <w:t>Subject:-</w:t>
+      </w:r>
+      <w:proofErr w:type="gramEnd"/>
+      <w:r>
+        <w:rPr>
+          <w:b/>
+          <w:sz w:val="20"/>
+          <w:szCs w:val="20"/>
+        </w:rPr>
+        <w:t xml:space="preserve"> </w:t>
       </w:r>
       <w:r>
         <w:rPr>
@@ -323,8 +371,17 @@
           <w:sz w:val="20"/>
           <w:szCs w:val="20"/>
         </w:rPr>
-        <w:t>${CONSUMER_NAME}$</w:t>
-      </w:r>
+        <w:t>${CONSUMER_</w:t>
+      </w:r>
+      <w:proofErr w:type="gramStart"/>
+      <w:r>
+        <w:rPr>
+          <w:sz w:val="20"/>
+          <w:szCs w:val="20"/>
+        </w:rPr>
+        <w:t>NAME}$</w:t>
+      </w:r>
+      <w:proofErr w:type="gramEnd"/>
     </w:p>
     <w:tbl>
       <w:tblPr>
@@ -391,7 +448,7 @@
           <w:sz w:val="20"/>
           <w:szCs w:val="20"/>
         </w:rPr>
-        <w:t xml:space="preserve">                </w:t>
+        <w:t xml:space="preserve">           </w:t>
       </w:r>
     </w:p>
     <w:p>
@@ -401,13 +458,23 @@
           <w:szCs w:val="20"/>
         </w:rPr>
       </w:pPr>
-      <w:r>
-        <w:rPr>
-          <w:b/>
-          <w:sz w:val="20"/>
-          <w:szCs w:val="20"/>
-        </w:rPr>
-        <w:t xml:space="preserve">Ref:-        </w:t>
+      <w:proofErr w:type="gramStart"/>
+      <w:r>
+        <w:rPr>
+          <w:b/>
+          <w:sz w:val="20"/>
+          <w:szCs w:val="20"/>
+        </w:rPr>
+        <w:t>Ref:-</w:t>
+      </w:r>
+      <w:proofErr w:type="gramEnd"/>
+      <w:r>
+        <w:rPr>
+          <w:b/>
+          <w:sz w:val="20"/>
+          <w:szCs w:val="20"/>
+        </w:rPr>
+        <w:t xml:space="preserve">        </w:t>
       </w:r>
       <w:r>
         <w:rPr>
@@ -429,8 +496,17 @@
           <w:sz w:val="20"/>
           <w:szCs w:val="20"/>
         </w:rPr>
-        <w:t>${CONSUMER_APP_NO}$</w:t>
-      </w:r>
+        <w:t>${CONSUMER_APP_</w:t>
+      </w:r>
+      <w:proofErr w:type="gramStart"/>
+      <w:r>
+        <w:rPr>
+          <w:sz w:val="20"/>
+          <w:szCs w:val="20"/>
+        </w:rPr>
+        <w:t>NO}$</w:t>
+      </w:r>
+      <w:proofErr w:type="gramEnd"/>
     </w:p>
     <w:p>
       <w:pPr>
@@ -458,8 +534,17 @@
           <w:sz w:val="20"/>
           <w:szCs w:val="20"/>
         </w:rPr>
-        <w:t>${CONSUMER_NO}$</w:t>
-      </w:r>
+        <w:t>${CONSUMER_</w:t>
+      </w:r>
+      <w:proofErr w:type="gramStart"/>
+      <w:r>
+        <w:rPr>
+          <w:sz w:val="20"/>
+          <w:szCs w:val="20"/>
+        </w:rPr>
+        <w:t>NO}$</w:t>
+      </w:r>
+      <w:proofErr w:type="gramEnd"/>
     </w:p>
     <w:p>
       <w:pPr>
@@ -476,14 +561,6 @@
         <w:tab/>
         <w:t xml:space="preserve">    With reference to above subject please test the Net Meter for installation of Solar PV System</w:t>
       </w:r>
-    </w:p>
-    <w:p>
-      <w:pPr>
-        <w:rPr>
-          <w:sz w:val="20"/>
-          <w:szCs w:val="20"/>
-        </w:rPr>
-      </w:pPr>
     </w:p>
     <w:p>
       <w:pPr>
@@ -847,8 +924,17 @@
                 <w:sz w:val="20"/>
                 <w:szCs w:val="20"/>
               </w:rPr>
-              <w:t>${CONSUMER_NAME}$</w:t>
-            </w:r>
+              <w:t>${CONSUMER_</w:t>
+            </w:r>
+            <w:proofErr w:type="gramStart"/>
+            <w:r>
+              <w:rPr>
+                <w:sz w:val="20"/>
+                <w:szCs w:val="20"/>
+              </w:rPr>
+              <w:t>NAME}$</w:t>
+            </w:r>
+            <w:proofErr w:type="gramEnd"/>
           </w:p>
         </w:tc>
         <w:tc>
@@ -923,8 +1009,17 @@
                 <w:sz w:val="20"/>
                 <w:szCs w:val="20"/>
               </w:rPr>
-              <w:t>${CONSUMER_ADDRESS}$</w:t>
-            </w:r>
+              <w:t>${CONSUMER_</w:t>
+            </w:r>
+            <w:proofErr w:type="gramStart"/>
+            <w:r>
+              <w:rPr>
+                <w:sz w:val="20"/>
+                <w:szCs w:val="20"/>
+              </w:rPr>
+              <w:t>ADDRESS}$</w:t>
+            </w:r>
+            <w:proofErr w:type="gramEnd"/>
           </w:p>
         </w:tc>
         <w:tc>
@@ -962,8 +1057,17 @@
                 <w:sz w:val="20"/>
                 <w:szCs w:val="20"/>
               </w:rPr>
-              <w:t>${SANCTIONED_CAPACITY}$</w:t>
-            </w:r>
+              <w:t>${SANCTIONED_</w:t>
+            </w:r>
+            <w:proofErr w:type="gramStart"/>
+            <w:r>
+              <w:rPr>
+                <w:sz w:val="20"/>
+                <w:szCs w:val="20"/>
+              </w:rPr>
+              <w:t>CAPACITY}$</w:t>
+            </w:r>
+            <w:proofErr w:type="gramEnd"/>
             <w:r>
               <w:rPr>
                 <w:b/>
@@ -1009,8 +1113,17 @@
                 <w:sz w:val="20"/>
                 <w:szCs w:val="20"/>
               </w:rPr>
-              <w:t>${SOLAR_CAPACITY}$</w:t>
-            </w:r>
+              <w:t>${SOLAR_</w:t>
+            </w:r>
+            <w:proofErr w:type="gramStart"/>
+            <w:r>
+              <w:rPr>
+                <w:sz w:val="20"/>
+                <w:szCs w:val="20"/>
+              </w:rPr>
+              <w:t>CAPACITY}$</w:t>
+            </w:r>
+            <w:proofErr w:type="gramEnd"/>
             <w:r>
               <w:rPr>
                 <w:b/>
@@ -1081,8 +1194,17 @@
                 <w:sz w:val="20"/>
                 <w:szCs w:val="20"/>
               </w:rPr>
-              <w:t>${CONSUMER_NO}$</w:t>
-            </w:r>
+              <w:t>${CONSUMER_</w:t>
+            </w:r>
+            <w:proofErr w:type="gramStart"/>
+            <w:r>
+              <w:rPr>
+                <w:sz w:val="20"/>
+                <w:szCs w:val="20"/>
+              </w:rPr>
+              <w:t>NO}$</w:t>
+            </w:r>
+            <w:proofErr w:type="gramEnd"/>
           </w:p>
         </w:tc>
         <w:tc>
@@ -1203,14 +1325,6 @@
         </w:tc>
       </w:tr>
     </w:tbl>
-    <w:p>
-      <w:pPr>
-        <w:rPr>
-          <w:sz w:val="20"/>
-          <w:szCs w:val="20"/>
-        </w:rPr>
-      </w:pPr>
-    </w:p>
     <w:p>
       <w:pPr>
         <w:rPr>
@@ -1520,8 +1634,17 @@
                 <w:sz w:val="20"/>
                 <w:szCs w:val="20"/>
               </w:rPr>
-              <w:t>${METER_RECIPT_NO}$</w:t>
-            </w:r>
+              <w:t>${METER_RECIPT_</w:t>
+            </w:r>
+            <w:proofErr w:type="gramStart"/>
+            <w:r>
+              <w:rPr>
+                <w:sz w:val="20"/>
+                <w:szCs w:val="20"/>
+              </w:rPr>
+              <w:t>NO}$</w:t>
+            </w:r>
+            <w:proofErr w:type="gramEnd"/>
           </w:p>
         </w:tc>
         <w:tc>
@@ -1715,8 +1838,17 @@
                 <w:sz w:val="20"/>
                 <w:szCs w:val="20"/>
               </w:rPr>
-              <w:t>${METER_TESTING_DATE}$</w:t>
-            </w:r>
+              <w:t>${METER_TESTING_</w:t>
+            </w:r>
+            <w:proofErr w:type="gramStart"/>
+            <w:r>
+              <w:rPr>
+                <w:sz w:val="20"/>
+                <w:szCs w:val="20"/>
+              </w:rPr>
+              <w:t>DATE}$</w:t>
+            </w:r>
+            <w:proofErr w:type="gramEnd"/>
           </w:p>
         </w:tc>
         <w:tc>
@@ -1751,14 +1883,6 @@
         </w:tc>
       </w:tr>
     </w:tbl>
-    <w:p>
-      <w:pPr>
-        <w:rPr>
-          <w:sz w:val="20"/>
-          <w:szCs w:val="20"/>
-        </w:rPr>
-      </w:pPr>
-    </w:p>
     <w:p>
       <w:pPr>
         <w:rPr>
@@ -1927,8 +2051,17 @@
                 <w:sz w:val="20"/>
                 <w:szCs w:val="20"/>
               </w:rPr>
-              <w:t>${GENERATION_METER_MAKE}$</w:t>
-            </w:r>
+              <w:t>${GENERATION_METER_</w:t>
+            </w:r>
+            <w:proofErr w:type="gramStart"/>
+            <w:r>
+              <w:rPr>
+                <w:sz w:val="20"/>
+                <w:szCs w:val="20"/>
+              </w:rPr>
+              <w:t>MAKE}$</w:t>
+            </w:r>
+            <w:proofErr w:type="gramEnd"/>
           </w:p>
         </w:tc>
       </w:tr>
@@ -2078,8 +2211,17 @@
                 <w:sz w:val="20"/>
                 <w:szCs w:val="20"/>
               </w:rPr>
-              <w:t>${GENERATION_METER_NO}$</w:t>
-            </w:r>
+              <w:t>${GENERATION_METER_</w:t>
+            </w:r>
+            <w:proofErr w:type="gramStart"/>
+            <w:r>
+              <w:rPr>
+                <w:sz w:val="20"/>
+                <w:szCs w:val="20"/>
+              </w:rPr>
+              <w:t>NO}$</w:t>
+            </w:r>
+            <w:proofErr w:type="gramEnd"/>
           </w:p>
         </w:tc>
       </w:tr>
@@ -2108,12 +2250,21 @@
           <w:szCs w:val="20"/>
         </w:rPr>
       </w:pPr>
-      <w:r>
-        <w:rPr>
-          <w:sz w:val="20"/>
-          <w:szCs w:val="20"/>
-        </w:rPr>
-        <w:t>Therefore you are requested to arrange to test the above meter &amp; kindly issue the meter test report of the same.</w:t>
+      <w:proofErr w:type="gramStart"/>
+      <w:r>
+        <w:rPr>
+          <w:sz w:val="20"/>
+          <w:szCs w:val="20"/>
+        </w:rPr>
+        <w:t>Therefore</w:t>
+      </w:r>
+      <w:proofErr w:type="gramEnd"/>
+      <w:r>
+        <w:rPr>
+          <w:sz w:val="20"/>
+          <w:szCs w:val="20"/>
+        </w:rPr>
+        <w:t xml:space="preserve"> you are requested to arrange to test the above meter &amp; kindly issue the meter test report of the same.</w:t>
       </w:r>
     </w:p>
     <w:p>
@@ -2155,103 +2306,113 @@
           <w:szCs w:val="20"/>
         </w:rPr>
       </w:pPr>
+      <w:r>
+        <w:rPr>
+          <w:b/>
+          <w:sz w:val="20"/>
+          <w:szCs w:val="20"/>
+        </w:rPr>
+        <w:tab/>
+      </w:r>
+      <w:r>
+        <w:rPr>
+          <w:b/>
+          <w:sz w:val="20"/>
+          <w:szCs w:val="20"/>
+        </w:rPr>
+        <w:tab/>
+      </w:r>
+      <w:r>
+        <w:rPr>
+          <w:b/>
+          <w:sz w:val="20"/>
+          <w:szCs w:val="20"/>
+        </w:rPr>
+        <w:tab/>
+      </w:r>
+      <w:r>
+        <w:rPr>
+          <w:b/>
+          <w:sz w:val="20"/>
+          <w:szCs w:val="20"/>
+        </w:rPr>
+        <w:tab/>
+      </w:r>
+      <w:r>
+        <w:rPr>
+          <w:b/>
+          <w:sz w:val="20"/>
+          <w:szCs w:val="20"/>
+        </w:rPr>
+        <w:tab/>
+      </w:r>
+      <w:r>
+        <w:rPr>
+          <w:b/>
+          <w:sz w:val="20"/>
+          <w:szCs w:val="20"/>
+        </w:rPr>
+        <w:tab/>
+      </w:r>
+      <w:r>
+        <w:rPr>
+          <w:b/>
+          <w:sz w:val="20"/>
+          <w:szCs w:val="20"/>
+        </w:rPr>
+        <w:tab/>
+      </w:r>
+      <w:r>
+        <w:rPr>
+          <w:b/>
+          <w:sz w:val="20"/>
+          <w:szCs w:val="20"/>
+        </w:rPr>
+        <w:tab/>
+      </w:r>
+      <w:r>
+        <w:rPr>
+          <w:b/>
+          <w:sz w:val="20"/>
+          <w:szCs w:val="20"/>
+        </w:rPr>
+        <w:tab/>
+      </w:r>
+      <w:r>
+        <w:rPr>
+          <w:b/>
+          <w:sz w:val="20"/>
+          <w:szCs w:val="20"/>
+        </w:rPr>
+        <w:tab/>
+      </w:r>
+      <w:r>
+        <w:rPr>
+          <w:b/>
+          <w:sz w:val="20"/>
+          <w:szCs w:val="20"/>
+        </w:rPr>
+        <w:t>${CUSTOMER_</w:t>
+      </w:r>
+      <w:proofErr w:type="gramStart"/>
+      <w:r>
+        <w:rPr>
+          <w:b/>
+          <w:sz w:val="20"/>
+          <w:szCs w:val="20"/>
+        </w:rPr>
+        <w:t>SIGN}$</w:t>
+      </w:r>
+      <w:proofErr w:type="gramEnd"/>
     </w:p>
     <w:p>
       <w:pPr>
         <w:rPr>
           <w:b/>
-          <w:sz w:val="20"/>
-          <w:szCs w:val="20"/>
+          <w:sz w:val="2"/>
+          <w:szCs w:val="2"/>
         </w:rPr>
       </w:pPr>
-      <w:r>
-        <w:rPr>
-          <w:b/>
-          <w:sz w:val="20"/>
-          <w:szCs w:val="20"/>
-        </w:rPr>
-        <w:tab/>
-      </w:r>
-      <w:r>
-        <w:rPr>
-          <w:b/>
-          <w:sz w:val="20"/>
-          <w:szCs w:val="20"/>
-        </w:rPr>
-        <w:tab/>
-      </w:r>
-      <w:r>
-        <w:rPr>
-          <w:b/>
-          <w:sz w:val="20"/>
-          <w:szCs w:val="20"/>
-        </w:rPr>
-        <w:tab/>
-      </w:r>
-      <w:r>
-        <w:rPr>
-          <w:b/>
-          <w:sz w:val="20"/>
-          <w:szCs w:val="20"/>
-        </w:rPr>
-        <w:tab/>
-      </w:r>
-      <w:r>
-        <w:rPr>
-          <w:b/>
-          <w:sz w:val="20"/>
-          <w:szCs w:val="20"/>
-        </w:rPr>
-        <w:tab/>
-      </w:r>
-      <w:r>
-        <w:rPr>
-          <w:b/>
-          <w:sz w:val="20"/>
-          <w:szCs w:val="20"/>
-        </w:rPr>
-        <w:tab/>
-      </w:r>
-      <w:r>
-        <w:rPr>
-          <w:b/>
-          <w:sz w:val="20"/>
-          <w:szCs w:val="20"/>
-        </w:rPr>
-        <w:tab/>
-      </w:r>
-      <w:r>
-        <w:rPr>
-          <w:b/>
-          <w:sz w:val="20"/>
-          <w:szCs w:val="20"/>
-        </w:rPr>
-        <w:tab/>
-      </w:r>
-      <w:r>
-        <w:rPr>
-          <w:b/>
-          <w:sz w:val="20"/>
-          <w:szCs w:val="20"/>
-        </w:rPr>
-        <w:tab/>
-      </w:r>
-      <w:r>
-        <w:rPr>
-          <w:b/>
-          <w:sz w:val="20"/>
-          <w:szCs w:val="20"/>
-        </w:rPr>
-        <w:tab/>
-      </w:r>
-      <w:r>
-        <w:rPr>
-          <w:b/>
-          <w:sz w:val="20"/>
-          <w:szCs w:val="20"/>
-        </w:rPr>
-        <w:t>${CUSTOMER_SIGN}$</w:t>
-      </w:r>
     </w:p>
     <w:p>
       <w:pPr>

--- a/backend/DOCS/Meter Testing Letter.docx
+++ b/backend/DOCS/Meter Testing Letter.docx
@@ -2300,92 +2300,14 @@
     </w:p>
     <w:p>
       <w:pPr>
+        <w:ind w:right="1819"/>
+        <w:jc w:val="right"/>
         <w:rPr>
           <w:b/>
           <w:sz w:val="20"/>
           <w:szCs w:val="20"/>
         </w:rPr>
       </w:pPr>
-      <w:r>
-        <w:rPr>
-          <w:b/>
-          <w:sz w:val="20"/>
-          <w:szCs w:val="20"/>
-        </w:rPr>
-        <w:tab/>
-      </w:r>
-      <w:r>
-        <w:rPr>
-          <w:b/>
-          <w:sz w:val="20"/>
-          <w:szCs w:val="20"/>
-        </w:rPr>
-        <w:tab/>
-      </w:r>
-      <w:r>
-        <w:rPr>
-          <w:b/>
-          <w:sz w:val="20"/>
-          <w:szCs w:val="20"/>
-        </w:rPr>
-        <w:tab/>
-      </w:r>
-      <w:r>
-        <w:rPr>
-          <w:b/>
-          <w:sz w:val="20"/>
-          <w:szCs w:val="20"/>
-        </w:rPr>
-        <w:tab/>
-      </w:r>
-      <w:r>
-        <w:rPr>
-          <w:b/>
-          <w:sz w:val="20"/>
-          <w:szCs w:val="20"/>
-        </w:rPr>
-        <w:tab/>
-      </w:r>
-      <w:r>
-        <w:rPr>
-          <w:b/>
-          <w:sz w:val="20"/>
-          <w:szCs w:val="20"/>
-        </w:rPr>
-        <w:tab/>
-      </w:r>
-      <w:r>
-        <w:rPr>
-          <w:b/>
-          <w:sz w:val="20"/>
-          <w:szCs w:val="20"/>
-        </w:rPr>
-        <w:tab/>
-      </w:r>
-      <w:r>
-        <w:rPr>
-          <w:b/>
-          <w:sz w:val="20"/>
-          <w:szCs w:val="20"/>
-        </w:rPr>
-        <w:tab/>
-      </w:r>
-      <w:r>
-        <w:rPr>
-          <w:b/>
-          <w:sz w:val="20"/>
-          <w:szCs w:val="20"/>
-        </w:rPr>
-        <w:tab/>
-      </w:r>
-      <w:r>
-        <w:rPr>
-          <w:b/>
-          <w:sz w:val="20"/>
-          <w:szCs w:val="20"/>
-        </w:rPr>
-        <w:tab/>
-      </w:r>
       <w:r>
         <w:rPr>
           <w:b/>
@@ -2407,6 +2329,8 @@
     </w:p>
     <w:p>
       <w:pPr>
+        <w:ind w:right="1819"/>
+        <w:jc w:val="right"/>
         <w:rPr>
           <w:b/>
           <w:sz w:val="2"/>
@@ -2416,6 +2340,8 @@
     </w:p>
     <w:p>
       <w:pPr>
+        <w:ind w:right="1819"/>
+        <w:jc w:val="right"/>
         <w:rPr>
           <w:sz w:val="20"/>
           <w:szCs w:val="20"/>
@@ -2427,7 +2353,7 @@
           <w:sz w:val="20"/>
           <w:szCs w:val="20"/>
         </w:rPr>
-        <w:t xml:space="preserve">                                                                                                                                   RAJLAXM</w:t>
+        <w:t>RAJLAXM</w:t>
       </w:r>
       <w:r>
         <w:rPr>

--- a/backend/DOCS/Meter Testing Letter.docx
+++ b/backend/DOCS/Meter Testing Letter.docx
@@ -924,17 +924,8 @@
                 <w:sz w:val="20"/>
                 <w:szCs w:val="20"/>
               </w:rPr>
-              <w:t>${CONSUMER_</w:t>
+              <w:t>${CONSUMER_NAME}$</w:t>
             </w:r>
-            <w:proofErr w:type="gramStart"/>
-            <w:r>
-              <w:rPr>
-                <w:sz w:val="20"/>
-                <w:szCs w:val="20"/>
-              </w:rPr>
-              <w:t>NAME}$</w:t>
-            </w:r>
-            <w:proofErr w:type="gramEnd"/>
           </w:p>
         </w:tc>
         <w:tc>
@@ -1009,17 +1000,8 @@
                 <w:sz w:val="20"/>
                 <w:szCs w:val="20"/>
               </w:rPr>
-              <w:t>${CONSUMER_</w:t>
+              <w:t>${CONSUMER_ADDRESS}$</w:t>
             </w:r>
-            <w:proofErr w:type="gramStart"/>
-            <w:r>
-              <w:rPr>
-                <w:sz w:val="20"/>
-                <w:szCs w:val="20"/>
-              </w:rPr>
-              <w:t>ADDRESS}$</w:t>
-            </w:r>
-            <w:proofErr w:type="gramEnd"/>
           </w:p>
         </w:tc>
         <w:tc>
@@ -1057,17 +1039,8 @@
                 <w:sz w:val="20"/>
                 <w:szCs w:val="20"/>
               </w:rPr>
-              <w:t>${SANCTIONED_</w:t>
+              <w:t>${SANCTIONED_CAPACITY}$</w:t>
             </w:r>
-            <w:proofErr w:type="gramStart"/>
-            <w:r>
-              <w:rPr>
-                <w:sz w:val="20"/>
-                <w:szCs w:val="20"/>
-              </w:rPr>
-              <w:t>CAPACITY}$</w:t>
-            </w:r>
-            <w:proofErr w:type="gramEnd"/>
             <w:r>
               <w:rPr>
                 <w:b/>
@@ -1113,17 +1086,8 @@
                 <w:sz w:val="20"/>
                 <w:szCs w:val="20"/>
               </w:rPr>
-              <w:t>${SOLAR_</w:t>
+              <w:t>${SOLAR_CAPACITY}$</w:t>
             </w:r>
-            <w:proofErr w:type="gramStart"/>
-            <w:r>
-              <w:rPr>
-                <w:sz w:val="20"/>
-                <w:szCs w:val="20"/>
-              </w:rPr>
-              <w:t>CAPACITY}$</w:t>
-            </w:r>
-            <w:proofErr w:type="gramEnd"/>
             <w:r>
               <w:rPr>
                 <w:b/>
@@ -1194,17 +1158,8 @@
                 <w:sz w:val="20"/>
                 <w:szCs w:val="20"/>
               </w:rPr>
-              <w:t>${CONSUMER_</w:t>
+              <w:t>${CONSUMER_NO}$</w:t>
             </w:r>
-            <w:proofErr w:type="gramStart"/>
-            <w:r>
-              <w:rPr>
-                <w:sz w:val="20"/>
-                <w:szCs w:val="20"/>
-              </w:rPr>
-              <w:t>NO}$</w:t>
-            </w:r>
-            <w:proofErr w:type="gramEnd"/>
           </w:p>
         </w:tc>
         <w:tc>
@@ -1634,17 +1589,8 @@
                 <w:sz w:val="20"/>
                 <w:szCs w:val="20"/>
               </w:rPr>
-              <w:t>${METER_RECIPT_</w:t>
+              <w:t>${METER_RECIPT_NO}$</w:t>
             </w:r>
-            <w:proofErr w:type="gramStart"/>
-            <w:r>
-              <w:rPr>
-                <w:sz w:val="20"/>
-                <w:szCs w:val="20"/>
-              </w:rPr>
-              <w:t>NO}$</w:t>
-            </w:r>
-            <w:proofErr w:type="gramEnd"/>
           </w:p>
         </w:tc>
         <w:tc>
@@ -1838,17 +1784,8 @@
                 <w:sz w:val="20"/>
                 <w:szCs w:val="20"/>
               </w:rPr>
-              <w:t>${METER_TESTING_</w:t>
+              <w:t>${METER_TESTING_DATE}$</w:t>
             </w:r>
-            <w:proofErr w:type="gramStart"/>
-            <w:r>
-              <w:rPr>
-                <w:sz w:val="20"/>
-                <w:szCs w:val="20"/>
-              </w:rPr>
-              <w:t>DATE}$</w:t>
-            </w:r>
-            <w:proofErr w:type="gramEnd"/>
           </w:p>
         </w:tc>
         <w:tc>
@@ -2051,17 +1988,8 @@
                 <w:sz w:val="20"/>
                 <w:szCs w:val="20"/>
               </w:rPr>
-              <w:t>${GENERATION_METER_</w:t>
+              <w:t>${GENERATION_METER_MAKE}$</w:t>
             </w:r>
-            <w:proofErr w:type="gramStart"/>
-            <w:r>
-              <w:rPr>
-                <w:sz w:val="20"/>
-                <w:szCs w:val="20"/>
-              </w:rPr>
-              <w:t>MAKE}$</w:t>
-            </w:r>
-            <w:proofErr w:type="gramEnd"/>
           </w:p>
         </w:tc>
       </w:tr>
@@ -2211,17 +2139,8 @@
                 <w:sz w:val="20"/>
                 <w:szCs w:val="20"/>
               </w:rPr>
-              <w:t>${GENERATION_METER_</w:t>
+              <w:t>${GENERATION_METER_NO}$</w:t>
             </w:r>
-            <w:proofErr w:type="gramStart"/>
-            <w:r>
-              <w:rPr>
-                <w:sz w:val="20"/>
-                <w:szCs w:val="20"/>
-              </w:rPr>
-              <w:t>NO}$</w:t>
-            </w:r>
-            <w:proofErr w:type="gramEnd"/>
           </w:p>
         </w:tc>
       </w:tr>
@@ -2250,21 +2169,12 @@
           <w:szCs w:val="20"/>
         </w:rPr>
       </w:pPr>
-      <w:proofErr w:type="gramStart"/>
-      <w:r>
-        <w:rPr>
-          <w:sz w:val="20"/>
-          <w:szCs w:val="20"/>
-        </w:rPr>
-        <w:t>Therefore</w:t>
-      </w:r>
-      <w:proofErr w:type="gramEnd"/>
-      <w:r>
-        <w:rPr>
-          <w:sz w:val="20"/>
-          <w:szCs w:val="20"/>
-        </w:rPr>
-        <w:t xml:space="preserve"> you are requested to arrange to test the above meter &amp; kindly issue the meter test report of the same.</w:t>
+      <w:r>
+        <w:rPr>
+          <w:sz w:val="20"/>
+          <w:szCs w:val="20"/>
+        </w:rPr>
+        <w:t>Therefore you are requested to arrange to test the above meter &amp; kindly issue the meter test report of the same.</w:t>
       </w:r>
     </w:p>
     <w:p>
@@ -2297,6 +2207,22 @@
         </w:rPr>
         <w:t>: 25.01.2016</w:t>
       </w:r>
+    </w:p>
+    <w:p>
+      <w:pPr>
+        <w:rPr>
+          <w:sz w:val="20"/>
+          <w:szCs w:val="20"/>
+        </w:rPr>
+      </w:pPr>
+    </w:p>
+    <w:p>
+      <w:pPr>
+        <w:rPr>
+          <w:sz w:val="20"/>
+          <w:szCs w:val="20"/>
+        </w:rPr>
+      </w:pPr>
     </w:p>
     <w:p>
       <w:pPr>
